--- a/docs/en/Chapter_VIbis_South_America_Brazil_EN.docx
+++ b/docs/en/Chapter_VIbis_South_America_Brazil_EN.docx
@@ -99,7 +99,7 @@
                 <w:color w:val="1A2744"/>
                 <w:sz w:val="22"/>
               </w:rPr>
-              <w:t>76.9% of global operational AI compute = USA</w:t>
+              <w:t>78.9% of global operational AI compute = USA</w:t>
             </w:r>
           </w:p>
         </w:tc>
@@ -141,7 +141,7 @@
                 <w:color w:val="1A2744"/>
                 <w:sz w:val="22"/>
               </w:rPr>
-              <w:t>3.46:1 US/EU CACI ratio (Power Mode)</w:t>
+              <w:t>3.47:1 US/EU CACI ratio (Power Mode)</w:t>
             </w:r>
           </w:p>
         </w:tc>
@@ -376,7 +376,7 @@
           <w:color w:val="202020"/>
           <w:sz w:val="22"/>
         </w:rPr>
-        <w:t>This adoption dynamic contrasts with a considerable infrastructural deficit. High-income countries host 78.9 percent of global colocation data center capacity (June 2025), compared to 18 percent for upper-middle-income countries and 5 percent for lower-middle-income countries.[3] High-income countries also concentrate 87 percent of notable AI models, 86 percent of AI startups, and 91 percent of AI venture capital, while representing only 17 percent of the global population. Latin America falls into the intermediate category: a dynamic consumer of AI, but almost entirely dependent on foreign infrastructure (American and, increasingly, Chinese) for compute.</w:t>
+        <w:t>This adoption dynamic contrasts with a considerable infrastructural deficit. High-income countries host 77 percent of global colocation data center capacity (June 2025), compared to 18 percent for upper-middle-income countries and 5 percent for lower-middle-income countries.[3] High-income countries also concentrate 87 percent of notable AI models, 86 percent of AI startups, and 91 percent of AI venture capital, while representing only 17 percent of the global population. Latin America falls into the intermediate category: a dynamic consumer of AI, but almost entirely dependent on foreign infrastructure (American and, increasingly, Chinese) for compute.</w:t>
       </w:r>
     </w:p>
     <w:p>
@@ -2102,7 +2102,7 @@
           <w:color w:val="555555"/>
           <w:sz w:val="18"/>
         </w:rPr>
-        <w:t>World Bank (November 2025), Digital Progress and Trends Report 2025: Strengthening AI Foundations. High-income countries: 78.9% colocation DC capacity, 87% notable AI models, 86% AI startups, 91% AI VC.</w:t>
+        <w:t>World Bank (November 2025), Digital Progress and Trends Report 2025: Strengthening AI Foundations. High-income countries: 77% colocation DC capacity, 87% notable AI models, 86% AI startups, 91% AI VC.</w:t>
       </w:r>
     </w:p>
     <w:p>
